--- a/docs/Прима — концепт.docx
+++ b/docs/Прима — концепт.docx
@@ -102,7 +102,7 @@
           <w:sz w:val="20"/>
           <w:szCs w:val="20"/>
         </w:rPr>
-        <w:t xml:space="preserve">Вторая солистка частного балетного театра становится примой в ночь, когда прежняя прима исчезает со сцены, — и находит запись с камеры, где в гримёрку исчезнувшей входит она сама. Театр делает из неё легенду, репетитор — виновную в её собственных глазах, а младшая сестра уже стоит на меловом кресте, где стояли все примы до неё.</w:t>
+        <w:t xml:space="preserve">Актриса второго состава частного «Покровки. Театра», где идёт спектакль «Москва. Сумерки», становится примой в ночь, когда прежняя прима исчезает со сцены, — и находит запись с камеры, где в гримёрку исчезнувшей входит она сама. Театр делает из неё легенду, репетитор — виновную в её собственных глазах, а младшая сестра уже стоит на меловом кресте, где стояли все примы до неё.</w:t>
       </w:r>
     </w:p>
     <w:p>
@@ -623,7 +623,7 @@
                 <w:sz w:val="17"/>
                 <w:szCs w:val="17"/>
               </w:rPr>
-              <w:t xml:space="preserve">частный театр: Семён — учредитель, директор и распорядитель фонда</w:t>
+              <w:t xml:space="preserve">«Покровка. Театр» — частный драматический театр; на сцене идёт спектакль «Москва. Сумерки»; Семён — учредитель, директор и распорядитель фонда</w:t>
             </w:r>
           </w:p>
         </w:tc>
@@ -646,7 +646,7 @@
           <w:sz w:val="20"/>
           <w:szCs w:val="20"/>
         </w:rPr>
-        <w:t xml:space="preserve">Обещание первых трёх секунд: крупно — пуанты на меловом кресте посреди пустой сцены; аплодисменты ещё идут, а примы в них нет.</w:t>
+        <w:t xml:space="preserve">Обещание первых трёх секунд: крупно — туфли на меловом кресте посреди пустой сцены; аплодисменты ещё идут, а примы в них нет.</w:t>
       </w:r>
     </w:p>
     <w:p>
@@ -950,7 +950,7 @@
                 <w:sz w:val="17"/>
                 <w:szCs w:val="17"/>
               </w:rPr>
-              <w:t xml:space="preserve">пуанта на верёвке и записка почерком Лики: она жива и в театре</w:t>
+              <w:t xml:space="preserve">туфля на верёвке и записка почерком Лики: она жива и в театре</w:t>
             </w:r>
           </w:p>
         </w:tc>
@@ -1410,7 +1410,7 @@
                 <w:sz w:val="17"/>
                 <w:szCs w:val="17"/>
               </w:rPr>
-              <w:t xml:space="preserve">видео из гримёрки Лики — Ася была рукой; крест стёрт ладонями, пуанты — Кире: «Выбирай сама»</w:t>
+              <w:t xml:space="preserve">видео из гримёрки Лики — Ася была рукой; крест стёрт ладонями, туфли — Кире: «Выбирай сама»</w:t>
             </w:r>
           </w:p>
         </w:tc>
@@ -1500,7 +1500,7 @@
           <w:sz w:val="20"/>
           <w:szCs w:val="20"/>
         </w:rPr>
-        <w:t xml:space="preserve">Как работает газлайтинг: «таблетка от сцены» — бензодиазепин по бланкам «врача театра», которого в театре нет с 2019 года. Половинка снимает страх и размывает вечер — танцовщицы зовут это «сценическим трансом» и считают нормой, поэтому Ася пять лет не видела в ней угрозы. Целая таблетка — или «вторая половинка после поклона, чтобы уснуть» — даёт провал на час-два, и в этот час человек внушаем. Правило «за час до выхода, не раньше» — фольклор труппы, который Регина поддерживает, чтобы никто не считал дозы. Под целой таблеткой Ася в ночь премьеры отнесла пуанты, нарисовала крест на полу гримёрки Лики и подписала «согласие попечителя» — и не помнит. Все улики против неё настоящие, и все невиновные.</w:t>
+        <w:t xml:space="preserve">Как работает газлайтинг: «таблетка от сцены» — бензодиазепин по бланкам «врача театра», которого в театре нет с 2019 года. Половинка снимает страх и размывает вечер — актрисы зовут это «сценическим трансом» и считают нормой, поэтому Ася пять лет не видела в ней угрозы. Целая таблетка — или «вторая половинка после поклона, чтобы уснуть» — даёт провал на час-два, и в этот час человек внушаем. Правило «за час до выхода, не раньше» — фольклор труппы, который Регина поддерживает, чтобы никто не считал дозы. Под целой таблеткой Ася в ночь премьеры отнесла туфли, нарисовала крест на полу гримёрки Лики и подписала «согласие попечителя» — и не помнит. Все улики против неё настоящие, и все невиновные.</w:t>
       </w:r>
     </w:p>
     <w:p>
@@ -1685,29 +1685,29 @@
                 <w:sz w:val="17"/>
                 <w:szCs w:val="17"/>
               </w:rPr>
-              <w:t xml:space="preserve">Финал «Жизели»: Жизель уходит в могилу через люк — так поставлено. Лика снимает пуанты на меловом кресте (подпись легенды — так делала каждая) и уходит в люк; наверх не возвращается: внизу, в трюме, её ждёт Регина, и Лика по договору остаётся в убежище «готовиться к возвращению»</w:t>
-            </w:r>
-          </w:p>
-        </w:tc>
-        <w:tc>
-          <w:tcPr>
-            <w:tcMar>
-              <w:top w:type="dxa" w:w="60"/>
-              <w:left w:type="dxa" w:w="90"/>
-              <w:bottom w:type="dxa" w:w="60"/>
-              <w:right w:type="dxa" w:w="90"/>
-            </w:tcMar>
-          </w:tcPr>
-          <w:p>
-            <w:r>
-              <w:rPr>
-                <w:rFonts w:ascii="Arial" w:cs="Arial" w:eastAsia="Arial" w:hAnsi="Arial"/>
-                <w:b w:val="false"/>
-                <w:bCs w:val="false"/>
-                <w:sz w:val="17"/>
-                <w:szCs w:val="17"/>
-              </w:rPr>
-              <w:t xml:space="preserve">пуанты в луче (1); «подпись легенды» (28); люк — «могила Жизели» (11)</w:t>
+              <w:t xml:space="preserve">Финал «Москва. Сумерки»: героиня уходит в склеп через люк — так поставлено. Лика снимает туфли на меловом кресте (подпись легенды — так делала каждая) и уходит в люк; наверх не возвращается: внизу, в трюме, её ждёт Регина, и Лика по договору остаётся в убежище «готовиться к возвращению»</w:t>
+            </w:r>
+          </w:p>
+        </w:tc>
+        <w:tc>
+          <w:tcPr>
+            <w:tcMar>
+              <w:top w:type="dxa" w:w="60"/>
+              <w:left w:type="dxa" w:w="90"/>
+              <w:bottom w:type="dxa" w:w="60"/>
+              <w:right w:type="dxa" w:w="90"/>
+            </w:tcMar>
+          </w:tcPr>
+          <w:p>
+            <w:r>
+              <w:rPr>
+                <w:rFonts w:ascii="Arial" w:cs="Arial" w:eastAsia="Arial" w:hAnsi="Arial"/>
+                <w:b w:val="false"/>
+                <w:bCs w:val="false"/>
+                <w:sz w:val="17"/>
+                <w:szCs w:val="17"/>
+              </w:rPr>
+              <w:t xml:space="preserve">туфли в луче (1); «подпись легенды» (28); люк — «склеп» (11)</w:t>
             </w:r>
           </w:p>
         </w:tc>
@@ -1756,7 +1756,7 @@
                 <w:sz w:val="17"/>
                 <w:szCs w:val="17"/>
               </w:rPr>
-              <w:t xml:space="preserve">Аплодисменты. Регина поднимает пуанты и выталкивает в луч Асю</w:t>
+              <w:t xml:space="preserve">Аплодисменты. Регина поднимает туфли и выталкивает в луч Асю</w:t>
             </w:r>
           </w:p>
         </w:tc>
@@ -1969,7 +1969,7 @@
                 <w:sz w:val="17"/>
                 <w:szCs w:val="17"/>
               </w:rPr>
-              <w:t xml:space="preserve">Ася входит одна — так это выглядит на записи. В гримёрке камера Димы (поставлена по заказу Семёна) снимает: Ася кладёт пуанты, рисует крест на полу под голос Регины «Ровнее», подписывает лист из папки Семёна — «согласие попечителя». Копия с этой камеры идёт Семёну</w:t>
+              <w:t xml:space="preserve">Ася входит одна — так это выглядит на записи. В гримёрке камера Димы (поставлена по заказу Семёна) снимает: Ася кладёт туфли, рисует крест на полу под голос Регины «Ровнее», подписывает лист из папки Семёна — «согласие попечителя». Копия с этой камеры идёт Семёну</w:t>
             </w:r>
           </w:p>
         </w:tc>
@@ -3251,7 +3251,7 @@
           <w:sz w:val="20"/>
           <w:szCs w:val="20"/>
         </w:rPr>
-        <w:t xml:space="preserve">Шесть постоянных персонажей (Ася, Регина, Семён, Дима, Кира, Лика) и три эпизодических (Юля, Марта, Петрович) — в производственном лимите. Ложь Аси: «Я становлюсь кем-то, только когда меня выбирают». Правда: «Выбирать — значит отказываться; кем быть, решаю я». По Лжи она поступает в 3-й (молча принимает чужое имя на афише), 7-й (берёт таблетку из рук Регины), 18-й (соглашается говорить за Регину, чтобы остаться рядом с Кирой), 19-й (читает прессе чужой текст); в 27-й и 29-й видит Правду; в 37-й откатывается — просит партию назад и пьёт из рук Регины целую таблетку, цена — утро на кресте и сестра внизу; в 47-й («Я не ты») и 60-й (стирает крест, пуанты — Кире: «Выбирай сама») выбирает сама.</w:t>
+        <w:t xml:space="preserve">Шесть постоянных персонажей (Ася, Регина, Семён, Дима, Кира, Лика) и три эпизодических (Юля, Марта, Петрович) — в производственном лимите. Ложь Аси: «Я становлюсь кем-то, только когда меня выбирают». Правда: «Выбирать — значит отказываться; кем быть, решаю я». По Лжи она поступает в 3-й (молча принимает чужое имя на афише), 7-й (берёт таблетку из рук Регины), 18-й (соглашается говорить за Регину, чтобы остаться рядом с Кирой), 19-й (читает прессе чужой текст); в 27-й и 29-й видит Правду; в 37-й откатывается — просит партию назад и пьёт из рук Регины целую таблетку, цена — утро на кресте и сестра внизу; в 47-й («Я не ты») и 60-й (стирает крест, туфли — Кире: «Выбирай сама») выбирает сама.</w:t>
       </w:r>
     </w:p>
     <w:p>
@@ -3328,7 +3328,7 @@
           <w:sz w:val="20"/>
           <w:szCs w:val="20"/>
         </w:rPr>
-        <w:t xml:space="preserve">Философская: быть выбранной — или выбирать самой; прима, которую «сделали», против танцовщицы, которая решает — закрывается в 60-й.</w:t>
+        <w:t xml:space="preserve">Философская: быть выбранной — или выбирать самой; прима, которую «сделали», против актрисы, которая решает — закрывается в 60-й.</w:t>
       </w:r>
     </w:p>
     <w:p>
@@ -3549,7 +3549,7 @@
                 <w:sz w:val="17"/>
                 <w:szCs w:val="17"/>
               </w:rPr>
-              <w:t xml:space="preserve">Ночная репетиция Аси в 15-й оборачивается погоней за фигурой в костюме Жизели; в 27-й Лика объясняет, что это была она</w:t>
+              <w:t xml:space="preserve">Ночная репетиция Аси в 15-й оборачивается погоней за фигурой в костюме из «Сумерек»; в 27-й Лика объясняет, что это была она</w:t>
             </w:r>
           </w:p>
         </w:tc>
@@ -4239,7 +4239,7 @@
                 <w:sz w:val="17"/>
                 <w:szCs w:val="17"/>
               </w:rPr>
-              <w:t xml:space="preserve">Меловой крест на сцене, на котором стоят только пуанты (1→12, кадр); «Теперь ты» помадой на зеркале Аси — та же формула, что в СМС с её номера на телефон Лики (1→10); Мел под ногтями Лики в медпункте (46→47, противоречит)</w:t>
+              <w:t xml:space="preserve">Меловой крест на сцене, на котором стоят только туфли (1→12, кадр); «Теперь ты» помадой на зеркале Аси — та же формула, что в СМС с её номера на телефон Лики (1→10); Мел под ногтями Лики в медпункте (46→47, противоречит)</w:t>
             </w:r>
           </w:p>
         </w:tc>
@@ -4288,7 +4288,7 @@
                 <w:sz w:val="17"/>
                 <w:szCs w:val="17"/>
               </w:rPr>
-              <w:t xml:space="preserve">Старые пуанты Лики с именем Аси в её шкафчике (2→12, кадр); Билет на имя Лики, оплаченный её картой, и женщина в её пальто на перроне (8→9, противоречит); Голосовое Лики Асе в ночь премьеры: «Теперь ты. Пуанты — тебе, крест — традиция. Я уехала» (8→12, противоречит); Телефон Лики ловится в сети театра (9→12)</w:t>
+              <w:t xml:space="preserve">Старые туфли Лики с именем Аси в её шкафчике (2→12, кадр); Билет на имя Лики, оплаченный её картой, и женщина в её пальто на перроне (8→9, противоречит); Голосовое Лики Асе в ночь премьеры: «Теперь ты. Туфли — тебе, крест — традиция. Я уехала» (8→12, противоречит); Телефон Лики ловится в сети театра (9→12)</w:t>
             </w:r>
           </w:p>
         </w:tc>
@@ -4337,7 +4337,7 @@
                 <w:sz w:val="17"/>
                 <w:szCs w:val="17"/>
               </w:rPr>
-              <w:t xml:space="preserve">Запись камеры: Ася входит в гримёрку Лики в 22:51 (5→18, кадр); Семисекундный шов на 22:50, вырезанный с административного аккаунта до удаления записи (12→24); Фото спящей Аси в гримёрке Лики со штампом ночи премьеры — снято с чужого телефона (13→24, противоречит); Диктофон Регины: «Отнеси пуанты. Ты не вспомнишь» (14→18)</w:t>
+              <w:t xml:space="preserve">Запись камеры: Ася входит в гримёрку Лики в 22:51 (5→18, кадр); Семисекундный шов на 22:50, вырезанный с административного аккаунта до удаления записи (12→24); Фото спящей Аси в гримёрке Лики со штампом ночи премьеры — снято с чужого телефона (13→24, противоречит); Диктофон Регины: «Отнеси туфли. Ты не вспомнишь» (14→18)</w:t>
             </w:r>
           </w:p>
         </w:tc>
@@ -4386,7 +4386,7 @@
                 <w:sz w:val="17"/>
                 <w:szCs w:val="17"/>
               </w:rPr>
-              <w:t xml:space="preserve">Афиши 2005, 2012, 2019 с меловым крестом поверх лица (25→36, кадр); Регина на скрытой камере: «Как Юлю. Как Марту» (24→32); Руки костюмерши Юлии Петровны — руки танцовщицы (32→33); Коробка Инги в нише: ушла «никем», а не осталась (35→36, противоречит)</w:t>
+              <w:t xml:space="preserve">Афиши 2005, 2012, 2019 с меловым крестом поверх лица (25→36, кадр); Регина на скрытой камере: «Как Юлю. Как Марту» (24→32); Голос костюмерши Юлии Петровны — поставленный, со сцены (32→33); Коробка Инги в нише: ушла «никем», а не осталась (35→36, противоречит)</w:t>
             </w:r>
           </w:p>
         </w:tc>
@@ -4684,7 +4684,7 @@
                 <w:sz w:val="17"/>
                 <w:szCs w:val="17"/>
               </w:rPr>
-              <w:t xml:space="preserve">премьера «Жизели»; ночь премьеры</w:t>
+              <w:t xml:space="preserve">премьера «Москва. Сумерки»; ночь премьеры</w:t>
             </w:r>
           </w:p>
         </w:tc>
@@ -5039,7 +5039,7 @@
                 <w:sz w:val="17"/>
                 <w:szCs w:val="17"/>
               </w:rPr>
-              <w:t xml:space="preserve">Кира на кресте: «юная Жизель» откроет вечер «Легенда» через три дня; телефон Лики в шкафчике</w:t>
+              <w:t xml:space="preserve">Кира на кресте: Кира откроет вечер «Легенда» через три дня — в главной роли «Сумерек»; телефон Лики в шкафчике</w:t>
             </w:r>
           </w:p>
         </w:tc>
@@ -5110,7 +5110,7 @@
                 <w:sz w:val="17"/>
                 <w:szCs w:val="17"/>
               </w:rPr>
-              <w:t xml:space="preserve">«Жизели» Аси не будет; ночь без таблетки, трюм и дверь 1942-го; пуанта на верёвке, записка, шов</w:t>
+              <w:t xml:space="preserve">«Сумерек» Аси не будет; ночь без таблетки, трюм и дверь 1942-го; туфля на верёвке, записка, шов</w:t>
             </w:r>
           </w:p>
         </w:tc>
@@ -5252,7 +5252,7 @@
                 <w:sz w:val="17"/>
                 <w:szCs w:val="17"/>
               </w:rPr>
-              <w:t xml:space="preserve">вечер «Легенда»: фонд, Кира на кресте, диктофон; ночная погоня за фигурой в костюме Жизели</w:t>
+              <w:t xml:space="preserve">вечер «Легенда»: фонд, Кира на кресте, диктофон; ночная погоня за фигурой в костюме из «Сумерек»</w:t>
             </w:r>
           </w:p>
         </w:tc>
@@ -5323,7 +5323,7 @@
                 <w:sz w:val="17"/>
                 <w:szCs w:val="17"/>
               </w:rPr>
-              <w:t xml:space="preserve">ключ и дверь 1942-го; убежище и девять крестов; «Отнеси пуанты. Ты не вспомнишь»; «Жизель» обещана через неделю</w:t>
+              <w:t xml:space="preserve">ключ и дверь 1942-го; убежище и девять крестов; «Отнеси туфли. Ты не вспомнишь»; «Сумерки» обещаны через неделю</w:t>
             </w:r>
           </w:p>
         </w:tc>
@@ -5962,7 +5962,7 @@
                 <w:sz w:val="17"/>
                 <w:szCs w:val="17"/>
               </w:rPr>
-              <w:t xml:space="preserve">паспорт и афиша; гала «Возвращение» через пять дней; Марта и вариация 2012 года; ладонь на кирпиче</w:t>
+              <w:t xml:space="preserve">паспорт и афиша; гала «Возвращение» через пять дней; Марта и монолог 2012 года; ладонь на кирпиче</w:t>
             </w:r>
           </w:p>
         </w:tc>
@@ -6672,7 +6672,7 @@
                 <w:sz w:val="17"/>
                 <w:szCs w:val="17"/>
               </w:rPr>
-              <w:t xml:space="preserve">закрытие сезона: диктофон и лист на весь зал, свет; Петрович — «хватит», Семёна увозят, сцена опечатана; утро: крест стёрт, пуанты — Кире</w:t>
+              <w:t xml:space="preserve">закрытие сезона: диктофон и лист на весь зал, свет; Петрович — «хватит», Семёна увозят, сцена опечатана; утро: крест стёрт, туфли — Кире</w:t>
             </w:r>
           </w:p>
         </w:tc>
@@ -6928,7 +6928,7 @@
                 <w:sz w:val="17"/>
                 <w:szCs w:val="17"/>
               </w:rPr>
-              <w:t xml:space="preserve">крест без примы и «Теперь ты»; первое правило, звонок и записка, удалённые полчаса, пуанты с именем Аси; афиша, опечатанная гримёрка, мел в своих пуантах, рука Регины в расписании</w:t>
+              <w:t xml:space="preserve">крест без примы и «Теперь ты»; первое правило, звонок и записка, удалённые полчаса, туфли с именем Аси; афиша, опечатанная гримёрка, мел в своих туфлях, рука Регины в расписании</w:t>
             </w:r>
           </w:p>
         </w:tc>
@@ -6999,7 +6999,7 @@
                 <w:sz w:val="17"/>
                 <w:szCs w:val="17"/>
               </w:rPr>
-              <w:t xml:space="preserve">Регина знает слова, сказанные наедине; восстановленная запись, где входит Ася; Дима под подозрением; подмена флакона; тёплый вечер сестёр и ложная разгадка «уехала»; разгадка рушится — телефон в театре, пуанта с колосников</w:t>
+              <w:t xml:space="preserve">Регина знает слова, сказанные наедине; восстановленная запись, где входит Ася; Дима под подозрением; подмена флакона; тёплый вечер сестёр и ложная разгадка «уехала»; разгадка рушится — телефон в театре, туфля с колосников</w:t>
             </w:r>
           </w:p>
         </w:tc>
@@ -7141,7 +7141,7 @@
                 <w:sz w:val="17"/>
                 <w:szCs w:val="17"/>
               </w:rPr>
-              <w:t xml:space="preserve">«Жизели» Аси не будет; без таблетки провала нет; трюм и дверь 1942-го, счёт Лики; пуанта на верёвке и записка — Лика жива; шов с админ-аккаунта</w:t>
+              <w:t xml:space="preserve">«Сумерек» Аси не будет; без таблетки провала нет; трюм и дверь 1942-го, счёт Лики; туфля на верёвке и записка — Лика жива; шов с админ-аккаунта</w:t>
             </w:r>
           </w:p>
         </w:tc>
@@ -7212,7 +7212,7 @@
                 <w:sz w:val="17"/>
                 <w:szCs w:val="17"/>
               </w:rPr>
-              <w:t xml:space="preserve">новый замок и фото спящей; вечер «Легенда», фонд, диктофон; ночная погоня; ключ, убежище, девять крестов; «Отнеси пуанты. Ты не вспомнишь»; пресса и папка; срыв при труппе; лаборатория и журнал; Кира и крест на шкафчике; ловушка; скрытая камера — «Как Юлю. Как Марту»</w:t>
+              <w:t xml:space="preserve">новый замок и фото спящей; вечер «Легенда», фонд, диктофон; ночная погоня; ключ, убежище, девять крестов; «Отнеси туфли. Ты не вспомнишь»; пресса и папка; срыв при труппе; лаборатория и журнал; Кира и крест на шкафчике; ловушка; скрытая камера — «Как Юлю. Как Марту»</w:t>
             </w:r>
           </w:p>
         </w:tc>
@@ -7587,7 +7587,7 @@
                 <w:sz w:val="17"/>
                 <w:szCs w:val="17"/>
               </w:rPr>
-              <w:t xml:space="preserve">улики сводятся — рука Аси и голос Петровича «Сделано, Семён Аркадьевич»; Лика уезжает (потеря союзника); диктофон и лист на весь зал, крест (конфронтация); Петрович сдаёт Семёна, сцена опечатана (пиррова победа); крест стёрт ладонями, пуанты — Кире; в Петербурге свежий крест</w:t>
+              <w:t xml:space="preserve">улики сводятся — рука Аси и голос Петровича «Сделано, Семён Аркадьевич»; Лика уезжает (потеря союзника); диктофон и лист на весь зал, крест (конфронтация); Петрович сдаёт Семёна, сцена опечатана (пиррова победа); крест стёрт ладонями, туфли — Кире; в Петербурге свежий крест</w:t>
             </w:r>
           </w:p>
         </w:tc>
@@ -7804,29 +7804,29 @@
                 <w:sz w:val="17"/>
                 <w:szCs w:val="17"/>
               </w:rPr>
-              <w:t xml:space="preserve">Премьера «Жизели», финал: Жизель уходит в могилу — через люк сцены, так поставлено. Аплодисменты не кончаются, но прима Лика не выходит на поклон: в луче на меловом кресте стоят только её пуанты — пара, в которой она танцевала. Регина поднимает пуанты и выталкивает в луч Асю, вторую солистку</w:t>
-            </w:r>
-          </w:p>
-        </w:tc>
-        <w:tc>
-          <w:tcPr>
-            <w:tcMar>
-              <w:top w:type="dxa" w:w="60"/>
-              <w:left w:type="dxa" w:w="90"/>
-              <w:bottom w:type="dxa" w:w="60"/>
-              <w:right w:type="dxa" w:w="90"/>
-            </w:tcMar>
-          </w:tcPr>
-          <w:p>
-            <w:r>
-              <w:rPr>
-                <w:rFonts w:ascii="Arial" w:cs="Arial" w:eastAsia="Arial" w:hAnsi="Arial"/>
-                <w:b w:val="false"/>
-                <w:bCs w:val="false"/>
-                <w:sz w:val="17"/>
-                <w:szCs w:val="17"/>
-              </w:rPr>
-              <w:t xml:space="preserve">Вопрос: Куда делась Лика между последним па и поклоном?</w:t>
+              <w:t xml:space="preserve">Премьера «Москва. Сумерки», финал: героиня уходит в склеп — через люк сцены, так поставлено. Аплодисменты не кончаются, но прима Лика не выходит на поклон: в луче на меловом кресте стоят только её туфли — пара, в которой она играла. Регина поднимает туфли и выталкивает в луч Асю, актрису второго состава</w:t>
+            </w:r>
+          </w:p>
+        </w:tc>
+        <w:tc>
+          <w:tcPr>
+            <w:tcMar>
+              <w:top w:type="dxa" w:w="60"/>
+              <w:left w:type="dxa" w:w="90"/>
+              <w:bottom w:type="dxa" w:w="60"/>
+              <w:right w:type="dxa" w:w="90"/>
+            </w:tcMar>
+          </w:tcPr>
+          <w:p>
+            <w:r>
+              <w:rPr>
+                <w:rFonts w:ascii="Arial" w:cs="Arial" w:eastAsia="Arial" w:hAnsi="Arial"/>
+                <w:b w:val="false"/>
+                <w:bCs w:val="false"/>
+                <w:sz w:val="17"/>
+                <w:szCs w:val="17"/>
+              </w:rPr>
+              <w:t xml:space="preserve">Вопрос: Куда делась Лика между последней репликой и поклоном?</w:t>
             </w:r>
             <w:r>
               <w:br/>
@@ -7980,7 +7980,7 @@
                 <w:sz w:val="17"/>
                 <w:szCs w:val="17"/>
               </w:rPr>
-              <w:t xml:space="preserve">В шкафчике Аси — старые пуанты Лики: имя стёрто, поверх написано «Ася» [visual_sting, Т]</w:t>
+              <w:t xml:space="preserve">В шкафчике Аси — старые туфли Лики: имя стёрто, поверх написано «Ася» [visual_sting, Т]</w:t>
             </w:r>
             <w:r>
               <w:br/>
@@ -8042,7 +8042,7 @@
                 <w:sz w:val="17"/>
                 <w:szCs w:val="17"/>
               </w:rPr>
-              <w:t xml:space="preserve">На афише имя Аси поверх имени Лики. Гримёрку Лики опечатывают и вывозят вещи «по решению театра». Труппа отворачивается от «той, что заняла место»; сестра Кира, студийка, гордится. В новых пуантах Аси — мел с креста. Зритель видит то, чего не видит Ася: Регина в расписании стирает строку Лики, пишет «Ася» — и ставит рядом крестик</w:t>
+              <w:t xml:space="preserve">На афише имя Аси поверх имени Лики. Гримёрку Лики опечатывают и вывозят вещи «по решению театра». Труппа отворачивается от «той, что заняла место»; сестра Кира, студийка, гордится. В новых туфлях Аси — мел с креста. Зритель видит то, чего не видит Ася: Регина в расписании стирает строку Лики, пишет «Ася» — и ставит рядом крестик</w:t>
             </w:r>
           </w:p>
         </w:tc>
@@ -8077,29 +8077,29 @@
                 <w:sz w:val="17"/>
                 <w:szCs w:val="17"/>
               </w:rPr>
-              <w:t xml:space="preserve">Ася: Молча принимает чужое имя на афише и забирает из мусора единственную вещь Лики — ленту от пуант</w:t>
-            </w:r>
-          </w:p>
-        </w:tc>
-        <w:tc>
-          <w:tcPr>
-            <w:tcMar>
-              <w:top w:type="dxa" w:w="60"/>
-              <w:left w:type="dxa" w:w="90"/>
-              <w:bottom w:type="dxa" w:w="60"/>
-              <w:right w:type="dxa" w:w="90"/>
-            </w:tcMar>
-          </w:tcPr>
-          <w:p>
-            <w:r>
-              <w:rPr>
-                <w:rFonts w:ascii="Arial" w:cs="Arial" w:eastAsia="Arial" w:hAnsi="Arial"/>
-                <w:b w:val="false"/>
-                <w:bCs w:val="false"/>
-                <w:sz w:val="17"/>
-                <w:szCs w:val="17"/>
-              </w:rPr>
-              <w:t xml:space="preserve">Регина: «Твоя «Жизель» — через десять дней». Ночью рука Регины рисует мелом крест на полу гримёрки Аси — Ася спит [ticking, С]</w:t>
+              <w:t xml:space="preserve">Ася: Молча принимает чужое имя на афише и забирает из мусора единственную вещь Лики — бархотку Лики — чокер из костюма «Сумерек»</w:t>
+            </w:r>
+          </w:p>
+        </w:tc>
+        <w:tc>
+          <w:tcPr>
+            <w:tcMar>
+              <w:top w:type="dxa" w:w="60"/>
+              <w:left w:type="dxa" w:w="90"/>
+              <w:bottom w:type="dxa" w:w="60"/>
+              <w:right w:type="dxa" w:w="90"/>
+            </w:tcMar>
+          </w:tcPr>
+          <w:p>
+            <w:r>
+              <w:rPr>
+                <w:rFonts w:ascii="Arial" w:cs="Arial" w:eastAsia="Arial" w:hAnsi="Arial"/>
+                <w:b w:val="false"/>
+                <w:bCs w:val="false"/>
+                <w:sz w:val="17"/>
+                <w:szCs w:val="17"/>
+              </w:rPr>
+              <w:t xml:space="preserve">Регина: «Твои «Сумерки» — через десять дней». Ночью рука Регины рисует мелом крест на полу гримёрки Аси — Ася спит [ticking, С]</w:t>
             </w:r>
             <w:r>
               <w:br/>
@@ -8637,7 +8637,7 @@
                 <w:sz w:val="17"/>
                 <w:szCs w:val="17"/>
               </w:rPr>
-              <w:t xml:space="preserve">Дима находит: на почту Лики — она дала ему доступ «для записей» — пришло подтверждение РЖД: билет в Петербург на её имя, оплачен её картой; знакомый из линейного отдела скинул кусок записи с перрона — женщина в пальто Лики с капюшоном идёт к петербургскому поезду. И голосовое Лики Асе, отправленное в ночь премьеры: «Теперь ты. Пуанты — тебе, крест — традиция. Я уехала». Все выдыхают. Вечером сёстры в общежитии: Кира заплетает Асе пучок — «ты теперь прима, а я твоя Кира»</w:t>
+              <w:t xml:space="preserve">Дима находит: на почту Лики — она дала ему доступ «для записей» — пришло подтверждение РЖД: билет в Петербург на её имя, оплачен её картой; знакомый из линейного отдела скинул кусок записи с перрона — женщина в пальто Лики с капюшоном идёт к петербургскому поезду. И голосовое Лики Асе, отправленное в ночь премьеры: «Теперь ты. Туфли — тебе, крест — традиция. Я уехала». Все выдыхают. Вечером сёстры в общежитии: Кира заплетает Асе пучок — «ты теперь прима, а я твоя Кира»</w:t>
             </w:r>
           </w:p>
         </w:tc>
@@ -8813,7 +8813,7 @@
                 <w:sz w:val="17"/>
                 <w:szCs w:val="17"/>
               </w:rPr>
-              <w:t xml:space="preserve">Из темноты колосников к ногам Аси падает одна пуанта — из той пары, что стояла на кресте [attack, С]</w:t>
+              <w:t xml:space="preserve">Из темноты колосников к ногам Аси падает одна туфля — из той пары, что стояла на кресте [attack, С]</w:t>
             </w:r>
             <w:r>
               <w:br/>
@@ -8875,7 +8875,7 @@
                 <w:sz w:val="17"/>
                 <w:szCs w:val="17"/>
               </w:rPr>
-              <w:t xml:space="preserve">Регина ставит Киру на меловой крест: «юная Жизель» откроет вечер «Легенда» через три дня. В шкафчике Аси — телефон Лики: последнее входящее «Теперь ты» отправлено с номера Аси в 22:53 в ночь премьеры; в телефоне Аси этого сообщения нет — стёрто. Зритель видел ночью руку Регины у этого шкафчика</w:t>
+              <w:t xml:space="preserve">Регина ставит Киру на меловой крест: Кира откроет вечер «Легенда» через три дня — в главной роли «Сумерек». В шкафчике Аси — телефон Лики: последнее входящее «Теперь ты» отправлено с номера Аси в 22:53 в ночь премьеры; в телефоне Аси этого сообщения нет — стёрто. Зритель видел ночью руку Регины у этого шкафчика</w:t>
             </w:r>
           </w:p>
         </w:tc>
@@ -8994,7 +8994,7 @@
                 <w:sz w:val="17"/>
                 <w:szCs w:val="17"/>
               </w:rPr>
-              <w:t xml:space="preserve">Свет дают: Кира на кресте, у её ног свежий крест — Регина дорисовала в темноте; Ася увозит сестру в общежитие. Утро: Семён объявляет, что «Жизели» с Асей не будет — будет вечер «Легенда», и откроет его Кира. Ася не принимает таблетку и остаётся в театре на ночь: провала нет. Под крестом — люк, «могила Жизели»; под ним трюм, а в стене трюма дверь с датой 1942, которой нет на планах. Из-за двери — счёт «и раз, и два» голосом Лики. Регина смотрит из тёмной ложи</w:t>
+              <w:t xml:space="preserve">Свет дают: Кира на кресте, у её ног свежий крест — Регина дорисовала в темноте; Ася увозит сестру в общежитие. Утро: Семён объявляет, что «Сумерек» с Асей не будет — будет вечер «Легенда», и откроет его Кира. Ася не принимает таблетку и остаётся в театре на ночь: провала нет. Под крестом — люк, «склеп» из финала «Сумерек»; под ним трюм, а в стене трюма дверь с датой 1942, которой нет на планах. Из-за двери — счёт «и раз, и два» голосом Лики. Регина смотрит из тёмной ложи</w:t>
             </w:r>
           </w:p>
         </w:tc>
@@ -9091,29 +9091,29 @@
                 <w:sz w:val="17"/>
                 <w:szCs w:val="17"/>
               </w:rPr>
-              <w:t xml:space="preserve">12. Пуанты</w:t>
-            </w:r>
-          </w:p>
-        </w:tc>
-        <w:tc>
-          <w:tcPr>
-            <w:tcMar>
-              <w:top w:type="dxa" w:w="60"/>
-              <w:left w:type="dxa" w:w="90"/>
-              <w:bottom w:type="dxa" w:w="60"/>
-              <w:right w:type="dxa" w:w="90"/>
-            </w:tcMar>
-          </w:tcPr>
-          <w:p>
-            <w:r>
-              <w:rPr>
-                <w:rFonts w:ascii="Arial" w:cs="Arial" w:eastAsia="Arial" w:hAnsi="Arial"/>
-                <w:b w:val="false"/>
-                <w:bCs w:val="false"/>
-                <w:sz w:val="17"/>
-                <w:szCs w:val="17"/>
-              </w:rPr>
-              <w:t xml:space="preserve">Ася тянет — это лента пуанты: вторая пуанта из пары с креста, просунутая в вентиляционную решётку на верёвке. Внутри — свежий мел и записка почерком Лики: «Не ищи меня. Ищи, кто рисует кресты». Лика жива и в театре. Дима в восстановленном файле находит семисекундный шов на 22:50 — файл порезали до удаления, и зеркало скопировало порезанный; сырые семь секунд могли остаться только на карте самой камеры в коридоре гримёрок, а она под замком Регины</w:t>
+              <w:t xml:space="preserve">12. Туфли</w:t>
+            </w:r>
+          </w:p>
+        </w:tc>
+        <w:tc>
+          <w:tcPr>
+            <w:tcMar>
+              <w:top w:type="dxa" w:w="60"/>
+              <w:left w:type="dxa" w:w="90"/>
+              <w:bottom w:type="dxa" w:w="60"/>
+              <w:right w:type="dxa" w:w="90"/>
+            </w:tcMar>
+          </w:tcPr>
+          <w:p>
+            <w:r>
+              <w:rPr>
+                <w:rFonts w:ascii="Arial" w:cs="Arial" w:eastAsia="Arial" w:hAnsi="Arial"/>
+                <w:b w:val="false"/>
+                <w:bCs w:val="false"/>
+                <w:sz w:val="17"/>
+                <w:szCs w:val="17"/>
+              </w:rPr>
+              <w:t xml:space="preserve">Ася тянет — это ремешок туфли: вторая туфля из пары с креста, просунутая в вентиляционную решётку на верёвке. Внутри — свежий мел и записка почерком Лики: «Не ищи меня. Ищи, кто рисует кресты». Лика жива и в театре. Дима в восстановленном файле находит семисекундный шов на 22:50 — файл порезали до удаления, и зеркало скопировало порезанный; сырые семь секунд могли остаться только на карте самой камеры в коридоре гримёрок, а она под замком Регины</w:t>
             </w:r>
           </w:p>
         </w:tc>
@@ -9289,7 +9289,7 @@
                 <w:sz w:val="17"/>
                 <w:szCs w:val="17"/>
               </w:rPr>
-              <w:t xml:space="preserve">В расписании вечера «Легенда» рукой Регины: «Кира — Жизель, первый выход». Строка «Ася» стёрта [visual_sting, С]</w:t>
+              <w:t xml:space="preserve">В расписании вечера «Легенда» рукой Регины: «Кира — главная роль, первый выход». Строка «Ася» стёрта [visual_sting, С]</w:t>
             </w:r>
           </w:p>
         </w:tc>
@@ -9338,7 +9338,7 @@
                 <w:sz w:val="17"/>
                 <w:szCs w:val="17"/>
               </w:rPr>
-              <w:t xml:space="preserve">Вечер «Легенда». Аншлаг; Семён со сцены объявляет «Фонд имени Лики» — на экране над залом растёт сумма сборов: «Ушла, как Жизель: не сказав никому». Правило четвёртое, тостом: из театра не уходят примой — либо легендой, либо никем. Кира выходит на крест «юной Жизелью» — театр выбрал её при всех. На Регине шаль Лики: «её вещи у меня, она просила сохранить; мелочь выбросили, остальное забрала я». В репетиционном зале Ася находит диктофон Регины — на станке, как всегда: Регина записывает каждую репетицию</w:t>
+              <w:t xml:space="preserve">Вечер «Легенда». Аншлаг; Семён со сцены объявляет «Фонд имени Лики» — на экране над залом растёт сумма сборов: «Ушла, как её героиня: в склеп, не сказав никому». Правило четвёртое, тостом: из театра не уходят примой — либо легендой, либо никем. Кира выходит на крест в костюме главной роли «Сумерек» — театр выбрал её при всех. На Регине шаль Лики: «её вещи у меня, она просила сохранить; мелочь выбросили, остальное забрала я». В репетиционном зале Ася находит диктофон Регины — на режиссёрском столике, как всегда: Регина записывает каждую репетицию</w:t>
             </w:r>
           </w:p>
         </w:tc>
@@ -9444,29 +9444,29 @@
                 <w:sz w:val="17"/>
                 <w:szCs w:val="17"/>
               </w:rPr>
-              <w:t xml:space="preserve">Ася репетирует одна ночью — нарушает первое правило. В зеркале за ней фигура в костюме Жизели. Погоня по коридорам до служебной лестницы, где дежурит охранник Петрович — тридцать лет в театре, человек Семёна</w:t>
-            </w:r>
-          </w:p>
-        </w:tc>
-        <w:tc>
-          <w:tcPr>
-            <w:tcMar>
-              <w:top w:type="dxa" w:w="60"/>
-              <w:left w:type="dxa" w:w="90"/>
-              <w:bottom w:type="dxa" w:w="60"/>
-              <w:right w:type="dxa" w:w="90"/>
-            </w:tcMar>
-          </w:tcPr>
-          <w:p>
-            <w:r>
-              <w:rPr>
-                <w:rFonts w:ascii="Arial" w:cs="Arial" w:eastAsia="Arial" w:hAnsi="Arial"/>
-                <w:b w:val="false"/>
-                <w:bCs w:val="false"/>
-                <w:sz w:val="17"/>
-                <w:szCs w:val="17"/>
-              </w:rPr>
-              <w:t xml:space="preserve">Вопрос: Кто танцует ночью в костюме Лики?</w:t>
+              <w:t xml:space="preserve">Ася репетирует одна ночью — нарушает первое правило. В зеркале за ней фигура в костюме из «Сумерек». Погоня по коридорам до служебной лестницы, где дежурит охранник Петрович — тридцать лет в театре, человек Семёна</w:t>
+            </w:r>
+          </w:p>
+        </w:tc>
+        <w:tc>
+          <w:tcPr>
+            <w:tcMar>
+              <w:top w:type="dxa" w:w="60"/>
+              <w:left w:type="dxa" w:w="90"/>
+              <w:bottom w:type="dxa" w:w="60"/>
+              <w:right w:type="dxa" w:w="90"/>
+            </w:tcMar>
+          </w:tcPr>
+          <w:p>
+            <w:r>
+              <w:rPr>
+                <w:rFonts w:ascii="Arial" w:cs="Arial" w:eastAsia="Arial" w:hAnsi="Arial"/>
+                <w:b w:val="false"/>
+                <w:bCs w:val="false"/>
+                <w:sz w:val="17"/>
+                <w:szCs w:val="17"/>
+              </w:rPr>
+              <w:t xml:space="preserve">Вопрос: Кто играет ночью в костюме Лики?</w:t>
             </w:r>
             <w:r>
               <w:br/>
@@ -9762,7 +9762,7 @@
                 <w:sz w:val="17"/>
                 <w:szCs w:val="17"/>
               </w:rPr>
-              <w:t xml:space="preserve">Дима открывает запароленный файл: голос Регины в ночь премьеры: «Ася, отнеси пуанты в гримёрку Лики. Ты не вспомнишь». Дима снимает копию себе — «если всё записать, правда защитит». Регина предлагает Асе говорить за неё с прессой — и обещает: её «Жизель» — через неделю</w:t>
+              <w:t xml:space="preserve">Дима открывает запароленный файл: голос Регины в ночь премьеры: «Ася, отнеси туфли в гримёрку Лики. Ты не вспомнишь». Дима снимает копию себе — «если всё записать, правда защитит». Регина предлагает Асе говорить за неё с прессой — и обещает: её «Сумерки» — через неделю</w:t>
             </w:r>
           </w:p>
         </w:tc>
@@ -10000,7 +10000,7 @@
                 <w:sz w:val="17"/>
                 <w:szCs w:val="17"/>
               </w:rPr>
-              <w:t xml:space="preserve">Прогон перед «Жизелью» Аси, при труппе. Регина при всех кладёт ей в ладонь таблетку: «Все смотрят. Упадёшь — как тогда». Ася от страха глотает две половинки — и оседает на сцене. Регина уводит её «отлежаться», труппа привыкла: «сценический транс». Ася приходит в себя в опечатанной гримёрке Лики с мелом на руках</w:t>
+              <w:t xml:space="preserve">Прогон перед «Сумерками» Аси, при труппе. Регина при всех кладёт ей в ладонь таблетку: «Все смотрят. Упадёшь — как тогда». Ася от страха глотает две половинки — и оседает на сцене. Регина уводит её «отлежаться», труппа привыкла: «сценический транс». Ася приходит в себя в опечатанной гримёрке Лики с мелом на руках</w:t>
             </w:r>
           </w:p>
         </w:tc>
@@ -10543,7 +10543,7 @@
                 <w:sz w:val="17"/>
                 <w:szCs w:val="17"/>
               </w:rPr>
-              <w:t xml:space="preserve">Дима ушёл «по собственному»; Семён ему: «Записи — собственность театра. Кому поверят — тебе или театру?» Ася одна идёт в архив театра: афиши — Инга 2005, Марта 2012, Юля 2019, и видеозаписи их вариаций. Все «исчезли после премьеры». Ася звонит оперу, что закрывал проверку во 2-й: «Взрослая уехала сама, звонила сама. Таблетки — по бланку врача. Что мне расследовать?»</w:t>
+              <w:t xml:space="preserve">Дима ушёл «по собственному»; Семён ему: «Записи — собственность театра. Кому поверят — тебе или театру?» Ася одна идёт в архив театра: афиши — Инга 2005, Марта 2012, Юля 2019, и видеозаписи их монологов. Все «исчезли после премьеры». Ася звонит оперу, что закрывал проверку во 2-й: «Взрослая уехала сама, звонила сама. Таблетки — по бланку врача. Что мне расследовать?»</w:t>
             </w:r>
           </w:p>
         </w:tc>
@@ -10649,7 +10649,7 @@
                 <w:sz w:val="17"/>
                 <w:szCs w:val="17"/>
               </w:rPr>
-              <w:t xml:space="preserve">Фото спящей Аси из 13-й снято с точки зеркала гримёрки Лики. Ася пробирается в опечатанную гримёрку. Зеркало. Она танцует перед ним фразу Жизели — и отражение делает движение, которого она не делала. Зритель видит: за стеклом, в темноте, рука Лики повторяет Асю</w:t>
+              <w:t xml:space="preserve">Фото спящей Аси из 13-й снято с точки зеркала гримёрки Лики. Ася пробирается в опечатанную гримёрку. Зеркало. Она играет перед ним монолог из «Сумерек» — и отражение делает жест, которого она не делала. Зритель видит: за стеклом, в темноте, рука Лики повторяет Асю</w:t>
             </w:r>
           </w:p>
         </w:tc>
@@ -10755,7 +10755,7 @@
                 <w:sz w:val="17"/>
                 <w:szCs w:val="17"/>
               </w:rPr>
-              <w:t xml:space="preserve">Ася сдвигает зеркало: узкий проход вниз, в убежище. За второй дверью — Лика. Живая, худая, в репетиционном, танцует Жизель. Говорит о себе в первом лице — ясная: «Ты пришла раньше, чем Юля с ужином». Моется ночами в душевой труппы, еду носит Юля; её «готовят к возвращению» — почти три недели. «Это ты танцевала ночью?» — «Регина выводит меня по ночам. Репетировать возвращение»</w:t>
+              <w:t xml:space="preserve">Ася сдвигает зеркало: узкий проход вниз, в убежище. За второй дверью — Лика. Живая, худая, в репетиционном, репетирует монолог «Сумерек». Говорит о себе в первом лице — ясная: «Ты пришла раньше, чем Юля с ужином». Моется ночами в душевой труппы, еду носит Юля; её «готовят к возвращению» — почти три недели. «Это ты играла ночью?» — «Регина выводит меня по ночам. Репетировать возвращение»</w:t>
             </w:r>
           </w:p>
         </w:tc>
@@ -10874,7 +10874,7 @@
                 <w:sz w:val="17"/>
                 <w:szCs w:val="17"/>
               </w:rPr>
-              <w:t xml:space="preserve">Лика объясняет: имя примы на афише — товарный знак театра; прима подписывает согласие на его регистрацию, и под этим именем она не выйдет больше нигде — в труппе это зовут «отказом от имени». Пуанты на кресте — подпись легенды: их оставляла каждая; пару с креста Регина разделила — «одну мне, одну себе, пока обе не встанете на крест». Кто уходит, получает деньги и новое имя; кто отказывается уехать — остаётся персоналом. Лика подписала, позвонила в полицию «уехала» — под таблеткой, с голоса Регины, — и передумала: «Выйду сейчас — я никто. Выйду, когда Регина вернёт меня на сцену, она обещала гала. Скажешь полиции — я скажу, что ты меня заперла». «На вокзале была не я» писала она сама, пока телефон был у неё; на вокзал Регина ходила сама — Лике она уже не верила; после записки телефон забрала и подложила Асе: «чтобы ты увидела своё «Теперь ты»». Кресты в зале — по одному на каждую, кого Регина примеряла. Подписи хранит Семён</w:t>
+              <w:t xml:space="preserve">Лика объясняет: имя примы на афише — товарный знак театра; прима подписывает согласие на его регистрацию, и под этим именем она не выйдет больше нигде — в труппе это зовут «отказом от имени». Туфли на кресте — подпись легенды: их оставляла каждая; пару с креста Регина разделила — «одну мне, одну себе, пока обе не встанете на крест». Кто уходит, получает деньги и новое имя; кто отказывается уехать — остаётся персоналом. Лика подписала, позвонила в полицию «уехала» — под таблеткой, с голоса Регины, — и передумала: «Выйду сейчас — я никто. Выйду, когда Регина вернёт меня на сцену, она обещала гала. Скажешь полиции — я скажу, что ты меня заперла». «На вокзале была не я» писала она сама, пока телефон был у неё; на вокзал Регина ходила сама — Лике она уже не верила; после записки телефон забрала и подложила Асе: «чтобы ты увидела своё «Теперь ты»». Кресты в зале — по одному на каждую, кого Регина примеряла. Подписи хранит Семён</w:t>
             </w:r>
           </w:p>
         </w:tc>
@@ -11324,7 +11324,7 @@
                 <w:sz w:val="17"/>
                 <w:szCs w:val="17"/>
               </w:rPr>
-              <w:t xml:space="preserve">Зритель видит: Регина уводит Киру вниз «для репетиций». Ася узнаёт костюмершу Юлию Петровну: руки танцовщицы. На афише 2019 года — «Юлия Снег»; в паспорте — Кох, стрижка, очки, другое тело. Юля — прима 2019 года, и труппа, сменившаяся за семь лет, её не узнаёт</w:t>
+              <w:t xml:space="preserve">Зритель видит: Регина уводит Киру вниз «для репетиций». Ася узнаёт костюмершу Юлию Петровну: поставленный голос актрисы. На афише 2019 года — «Юлия Снег»; в паспорте — Кох, стрижка, очки, другое тело. Юля — прима 2019 года, и труппа, сменившаяся за семь лет, её не узнаёт</w:t>
             </w:r>
           </w:p>
         </w:tc>
@@ -11487,7 +11487,7 @@
                 <w:sz w:val="17"/>
                 <w:szCs w:val="17"/>
               </w:rPr>
-              <w:t xml:space="preserve">Гала «Возвращение» через пять дней. Кира на кресте репетирует вариацию Лики — в костюме Лики [ticking, Т]</w:t>
+              <w:t xml:space="preserve">Гала «Возвращение» через пять дней. Кира на кресте репетирует монолог Лики — в костюме Лики [ticking, Т]</w:t>
             </w:r>
           </w:p>
         </w:tc>
@@ -11536,7 +11536,7 @@
                 <w:sz w:val="17"/>
                 <w:szCs w:val="17"/>
               </w:rPr>
-              <w:t xml:space="preserve">Гардеробщица Марта — на афише 2012 года «Марта Ланская» — отказывается говорить. Ася танцует перед ней вариацию Марты по видео из архива — Марта ломается: «Инга не ушла. Инга — под сценой. Она водила меня туда в 2012-м — показать, чем кончают». Зритель видит: в убежище Регина ставит Киру на крест и считает: «и раз, и два»</w:t>
+              <w:t xml:space="preserve">Гардеробщица Марта — на афише 2012 года «Марта Ланская» — отказывается говорить. Ася играет перед ней монолог Марты по видео из архива — Марта ломается: «Инга не ушла. Инга — под сценой. Она водила меня туда в 2012-м — показать, чем кончают». Зритель видит: в убежище Регина ставит Киру на крест и считает: «и раз, и два»</w:t>
             </w:r>
           </w:p>
         </w:tc>
@@ -11571,7 +11571,7 @@
                 <w:sz w:val="17"/>
                 <w:szCs w:val="17"/>
               </w:rPr>
-              <w:t xml:space="preserve">Ася: Танцует чужую вариацию по памяти тела</w:t>
+              <w:t xml:space="preserve">Ася: Играет чужой монолог по памяти — слово в слово, жест в жест</w:t>
             </w:r>
           </w:p>
         </w:tc>
@@ -11911,7 +11911,7 @@
                 <w:sz w:val="17"/>
                 <w:szCs w:val="17"/>
               </w:rPr>
-              <w:t xml:space="preserve">В зеркале за спиной Аси — Кира в костюме Жизели. Смотрит на сестру и не подходит [mystical_shift, С]</w:t>
+              <w:t xml:space="preserve">В зеркале за спиной Аси — Кира в костюме из «Сумерек». Смотрит на сестру и не подходит [mystical_shift, С]</w:t>
             </w:r>
             <w:r>
               <w:br/>
@@ -12185,7 +12185,7 @@
                 <w:sz w:val="17"/>
                 <w:szCs w:val="17"/>
               </w:rPr>
-              <w:t xml:space="preserve">Ася перестаёт спрашивать и начинает собирать: Юля, Марта, Дима. На открытой репетиции при Семёне и попечителях фонда она танцует вариацию Лики лучше Лики</w:t>
+              <w:t xml:space="preserve">Ася перестаёт спрашивать и начинает собирать: Юля, Марта, Дима. На открытой репетиции при Семёне и попечителях фонда она играет монолог Лики лучше Лики</w:t>
             </w:r>
           </w:p>
         </w:tc>
@@ -12220,7 +12220,7 @@
                 <w:sz w:val="17"/>
                 <w:szCs w:val="17"/>
               </w:rPr>
-              <w:t xml:space="preserve">Ася: Танцует вариацию Лики на открытой репетиции</w:t>
+              <w:t xml:space="preserve">Ася: Играет монолог Лики на открытой репетиции</w:t>
             </w:r>
           </w:p>
         </w:tc>
@@ -12516,7 +12516,7 @@
                 <w:sz w:val="17"/>
                 <w:szCs w:val="17"/>
               </w:rPr>
-              <w:t xml:space="preserve">Семён переписывает всё — для труппы и попечителей фонда, без прессы: исчезновение — искусство, Регина — автор, финал гала — «возвращение Жизели из могилы». Диму он возвращает на пульт: перформансу нужен звук. Лика под таблеткой подтверждает на камеру — в третьем лице: «Лика вернулась». Союзникам Аси никто не верит</w:t>
+              <w:t xml:space="preserve">Семён переписывает всё — для труппы и попечителей фонда, без прессы: исчезновение — искусство, Регина — автор, финал гала — «возвращение героини из склепа». Диму он возвращает на пульт: перформансу нужен звук. Лика под таблеткой подтверждает на камеру — в третьем лице: «Лика вернулась». Союзникам Аси никто не верит</w:t>
             </w:r>
           </w:p>
         </w:tc>
@@ -12728,7 +12728,7 @@
                 <w:sz w:val="17"/>
                 <w:szCs w:val="17"/>
               </w:rPr>
-              <w:t xml:space="preserve">Гала «Возвращение». Кира танцует на кресте. Ася из кулисы видит, как платформа люка дрогнула под сестрой, — и сдёргивает Киру с креста посреди вариации</w:t>
+              <w:t xml:space="preserve">Гала «Возвращение». Кира играет на кресте. Ася из кулисы видит, как платформа люка дрогнула под сестрой, — и сдёргивает Киру с креста посреди монолога</w:t>
             </w:r>
           </w:p>
         </w:tc>
@@ -12763,29 +12763,29 @@
                 <w:sz w:val="17"/>
                 <w:szCs w:val="17"/>
               </w:rPr>
-              <w:t xml:space="preserve">Ася: Выдёргивает Киру с креста посреди вариации</w:t>
-            </w:r>
-          </w:p>
-        </w:tc>
-        <w:tc>
-          <w:tcPr>
-            <w:tcMar>
-              <w:top w:type="dxa" w:w="60"/>
-              <w:left w:type="dxa" w:w="90"/>
-              <w:bottom w:type="dxa" w:w="60"/>
-              <w:right w:type="dxa" w:w="90"/>
-            </w:tcMar>
-          </w:tcPr>
-          <w:p>
-            <w:r>
-              <w:rPr>
-                <w:rFonts w:ascii="Arial" w:cs="Arial" w:eastAsia="Arial" w:hAnsi="Arial"/>
-                <w:b w:val="false"/>
-                <w:bCs w:val="false"/>
-                <w:sz w:val="17"/>
-                <w:szCs w:val="17"/>
-              </w:rPr>
-              <w:t xml:space="preserve">Кира цела — выдох. Снизу на крест поднимается Лика — «возвращение Жизели» — и платформа уходит из-под неё [false_rescue, С]</w:t>
+              <w:t xml:space="preserve">Ася: Выдёргивает Киру с креста посреди монолога</w:t>
+            </w:r>
+          </w:p>
+        </w:tc>
+        <w:tc>
+          <w:tcPr>
+            <w:tcMar>
+              <w:top w:type="dxa" w:w="60"/>
+              <w:left w:type="dxa" w:w="90"/>
+              <w:bottom w:type="dxa" w:w="60"/>
+              <w:right w:type="dxa" w:w="90"/>
+            </w:tcMar>
+          </w:tcPr>
+          <w:p>
+            <w:r>
+              <w:rPr>
+                <w:rFonts w:ascii="Arial" w:cs="Arial" w:eastAsia="Arial" w:hAnsi="Arial"/>
+                <w:b w:val="false"/>
+                <w:bCs w:val="false"/>
+                <w:sz w:val="17"/>
+                <w:szCs w:val="17"/>
+              </w:rPr>
+              <w:t xml:space="preserve">Кира цела — выдох. Снизу на крест поднимается Лика — «возвращение героини» — и платформа уходит из-под неё [false_rescue, С]</w:t>
             </w:r>
           </w:p>
         </w:tc>
@@ -13553,7 +13553,7 @@
                 <w:sz w:val="17"/>
                 <w:szCs w:val="17"/>
               </w:rPr>
-              <w:t xml:space="preserve">Афиша закрытия: «Кира Верба — Жизель». Юля читает и считает вслух: «2019 плюс семь. Мой год — снова». До закрытия 48 часов [ticking, С]</w:t>
+              <w:t xml:space="preserve">Афиша закрытия: «Москва. Сумерки» — Кира Верба в главной роли. Юля читает и считает вслух: «2019 плюс семь. Мой год — снова». До закрытия 48 часов [ticking, С]</w:t>
             </w:r>
           </w:p>
         </w:tc>
@@ -14158,7 +14158,7 @@
                 <w:sz w:val="17"/>
                 <w:szCs w:val="17"/>
               </w:rPr>
-              <w:t xml:space="preserve">Закрытие сезона. Дима за пультом: Семёну нужен звук, а уволить его при следователе он не решился. Во время речи Регины Ася через пульт включает на весь зал копию диктофона: «Отнеси пуанты. Ты не вспомнишь» — и выводит на экран над залом лист: «Согласие попечителя… Верба Кира… 2033». Кира в кулисе, в костюме Жизели, слышит слово «замена». На сцену выходят Юля и Марта. Ася встаёт на крест напротив Регины: «Без тебя я — Ася»</w:t>
+              <w:t xml:space="preserve">Закрытие сезона. Дима за пультом: Семёну нужен звук, а уволить его при следователе он не решился. Во время речи Регины Ася через пульт включает на весь зал копию диктофона: «Отнеси туфли. Ты не вспомнишь» — и выводит на экран над залом лист: «Согласие попечителя… Верба Кира… 2033». Кира в кулисе, в костюме из «Сумерек», слышит слово «замена». На сцену выходят Юля и Марта. Ася встаёт на крест напротив Регины: «Без тебя я — Ася»</w:t>
             </w:r>
           </w:p>
         </w:tc>
@@ -14277,7 +14277,7 @@
                 <w:sz w:val="17"/>
                 <w:szCs w:val="17"/>
               </w:rPr>
-              <w:t xml:space="preserve">Свет дают. У ног Регины — свежий крест: она рисовала в темноте — для Киры. У рубильника — Петрович, и он не уходит: «Хватит. Штанкет — он велел». Полиция, которую Дима вызвал до спектакля, увозит Семёна для объяснений: штанкет, убежище, свет в полном зале; «про деньги — завтра, в ОБЭП». Пожарный надзор опечатывает сцену — убежище, в котором жили люди: театр закрыт на сезон, труппу распускают. Регина — Асе: «Диктофон мой. Запись частная. Это ты у меня украла». Взять её не за что — пока Кира держит своё слово о таблетках, — но труппа отворачивается. Регина — Кире, честно, как умеет только о танце: «Ты не Жизель. Ты — Ася в шестнадцать». Кира подходит к Асе</w:t>
+              <w:t xml:space="preserve">Свет дают. У ног Регины — свежий крест: она рисовала в темноте — для Киры. У рубильника — Петрович, и он не уходит: «Хватит. Штанкет — он велел». Полиция, которую Дима вызвал до спектакля, увозит Семёна для объяснений: штанкет, убежище, свет в полном зале; «про деньги — завтра, в ОБЭП». Пожарный надзор опечатывает сцену — убежище, в котором жили люди: театр закрыт на сезон, труппу распускают. Регина — Асе: «Диктофон мой. Запись частная. Это ты у меня украла». Взять её не за что — пока Кира держит своё слово о таблетках, — но труппа отворачивается. Регина — Кире, честно, как умеет только об игре: «Ты не героиня. Ты — Ася в шестнадцать». Кира подходит к Асе</w:t>
             </w:r>
           </w:p>
         </w:tc>
@@ -14396,7 +14396,7 @@
                 <w:sz w:val="17"/>
                 <w:szCs w:val="17"/>
               </w:rPr>
-              <w:t xml:space="preserve">Пустой зал. Ася стирает ладонями крест Регины — белые руки крупно. Отдаёт Кире пуанты из 2-й серии, с двумя стёртыми именами: «Выбирай сама». Уходит из театра с сестрой и Димой — под своим именем. Последний кадр: сцена другого театра, афиша с чужим именем и лицом Лики, свежий меловой крест, на него ступает Лика</w:t>
+              <w:t xml:space="preserve">Пустой зал. Ася стирает ладонями крест Регины — белые руки крупно. Отдаёт Кире туфли из 2-й серии, с двумя стёртыми именами: «Выбирай сама». Уходит из театра с сестрой и Димой — под своим именем. Последний кадр: сцена другого театра, афиша с чужим именем и лицом Лики, свежий меловой крест, на него ступает Лика</w:t>
             </w:r>
           </w:p>
         </w:tc>
@@ -14874,7 +14874,7 @@
                 <w:sz w:val="17"/>
                 <w:szCs w:val="17"/>
               </w:rPr>
-              <w:t xml:space="preserve">Таблетка стирает память, но Ася пять лет на ней танцует</w:t>
+              <w:t xml:space="preserve">Таблетка стирает память, но Ася пять лет на ней играет</w:t>
             </w:r>
           </w:p>
         </w:tc>
@@ -15158,29 +15158,29 @@
                 <w:sz w:val="17"/>
                 <w:szCs w:val="17"/>
               </w:rPr>
-              <w:t xml:space="preserve">Счёт пуант не сходится</w:t>
-            </w:r>
-          </w:p>
-        </w:tc>
-        <w:tc>
-          <w:tcPr>
-            <w:tcMar>
-              <w:top w:type="dxa" w:w="60"/>
-              <w:left w:type="dxa" w:w="90"/>
-              <w:bottom w:type="dxa" w:w="60"/>
-              <w:right w:type="dxa" w:w="90"/>
-            </w:tcMar>
-          </w:tcPr>
-          <w:p>
-            <w:r>
-              <w:rPr>
-                <w:rFonts w:ascii="Arial" w:cs="Arial" w:eastAsia="Arial" w:hAnsi="Arial"/>
-                <w:b w:val="false"/>
-                <w:bCs w:val="false"/>
-                <w:sz w:val="17"/>
-                <w:szCs w:val="17"/>
-              </w:rPr>
-              <w:t xml:space="preserve">Пару с креста поднимает Регина (1); в шкафчике — старые пуанты Лики с именем Аси (2); с колосников падает одна пуанта с креста (9); на верёвке — вторая (12); старые пуанты с двумя стёртыми именами Ася отдаёт Кире (60)</w:t>
+              <w:t xml:space="preserve">Счёт туфель не сходится</w:t>
+            </w:r>
+          </w:p>
+        </w:tc>
+        <w:tc>
+          <w:tcPr>
+            <w:tcMar>
+              <w:top w:type="dxa" w:w="60"/>
+              <w:left w:type="dxa" w:w="90"/>
+              <w:bottom w:type="dxa" w:w="60"/>
+              <w:right w:type="dxa" w:w="90"/>
+            </w:tcMar>
+          </w:tcPr>
+          <w:p>
+            <w:r>
+              <w:rPr>
+                <w:rFonts w:ascii="Arial" w:cs="Arial" w:eastAsia="Arial" w:hAnsi="Arial"/>
+                <w:b w:val="false"/>
+                <w:bCs w:val="false"/>
+                <w:sz w:val="17"/>
+                <w:szCs w:val="17"/>
+              </w:rPr>
+              <w:t xml:space="preserve">Пару с креста поднимает Регина (1); в шкафчике — старые туфли Лики с именем Аси (2); с колосников падает одна туфля с креста (9); на верёвке — вторая (12); старые туфли с двумя стёртыми именами Ася отдаёт Кире (60)</w:t>
             </w:r>
           </w:p>
         </w:tc>
@@ -15868,29 +15868,29 @@
                 <w:sz w:val="17"/>
                 <w:szCs w:val="17"/>
               </w:rPr>
-              <w:t xml:space="preserve">Откуда Ася знает вариацию Марты 2012 года</w:t>
-            </w:r>
-          </w:p>
-        </w:tc>
-        <w:tc>
-          <w:tcPr>
-            <w:tcMar>
-              <w:top w:type="dxa" w:w="60"/>
-              <w:left w:type="dxa" w:w="90"/>
-              <w:bottom w:type="dxa" w:w="60"/>
-              <w:right w:type="dxa" w:w="90"/>
-            </w:tcMar>
-          </w:tcPr>
-          <w:p>
-            <w:r>
-              <w:rPr>
-                <w:rFonts w:ascii="Arial" w:cs="Arial" w:eastAsia="Arial" w:hAnsi="Arial"/>
-                <w:b w:val="false"/>
-                <w:bCs w:val="false"/>
-                <w:sz w:val="17"/>
-                <w:szCs w:val="17"/>
-              </w:rPr>
-              <w:t xml:space="preserve">В архиве вместе с афишами — видеозаписи вариаций (25, 34)</w:t>
+              <w:t xml:space="preserve">Откуда Ася знает монолог Марты 2012 года</w:t>
+            </w:r>
+          </w:p>
+        </w:tc>
+        <w:tc>
+          <w:tcPr>
+            <w:tcMar>
+              <w:top w:type="dxa" w:w="60"/>
+              <w:left w:type="dxa" w:w="90"/>
+              <w:bottom w:type="dxa" w:w="60"/>
+              <w:right w:type="dxa" w:w="90"/>
+            </w:tcMar>
+          </w:tcPr>
+          <w:p>
+            <w:r>
+              <w:rPr>
+                <w:rFonts w:ascii="Arial" w:cs="Arial" w:eastAsia="Arial" w:hAnsi="Arial"/>
+                <w:b w:val="false"/>
+                <w:bCs w:val="false"/>
+                <w:sz w:val="17"/>
+                <w:szCs w:val="17"/>
+              </w:rPr>
+              <w:t xml:space="preserve">В архиве вместе с афишами — видеозаписи монологов (25, 34)</w:t>
             </w:r>
           </w:p>
         </w:tc>
@@ -16905,7 +16905,7 @@
                 <w:sz w:val="17"/>
                 <w:szCs w:val="17"/>
               </w:rPr>
-              <w:t xml:space="preserve">Два акта «Жизели» под амнезирующей дозой</w:t>
+              <w:t xml:space="preserve">Два акта «Сумерек» под амнезирующей дозой</w:t>
             </w:r>
           </w:p>
         </w:tc>
@@ -17850,7 +17850,7 @@
                 <w:sz w:val="17"/>
                 <w:szCs w:val="17"/>
               </w:rPr>
-              <w:t xml:space="preserve">Люк — «могила Жизели», под ним трюм, в стене трюма дверь 1942 года, «заваренная» краской (11, 16); падение Лики — на площадку трюма (45)</w:t>
+              <w:t xml:space="preserve">Люк — «склеп» из финала «Сумерек», под ним трюм, в стене трюма дверь 1942 года, «заваренная» краской (11, 16); падение Лики — на площадку трюма (45)</w:t>
             </w:r>
           </w:p>
         </w:tc>
@@ -18134,7 +18134,7 @@
                 <w:sz w:val="17"/>
                 <w:szCs w:val="17"/>
               </w:rPr>
-              <w:t xml:space="preserve">Вечер «Легенда»: «Ушла, как Жизель: не сказав никому» (14)</w:t>
+              <w:t xml:space="preserve">Вечер «Легенда»: «Ушла, как её героиня: в склеп, не сказав никому» (14)</w:t>
             </w:r>
           </w:p>
         </w:tc>
@@ -18745,7 +18745,7 @@
                 <w:sz w:val="17"/>
                 <w:szCs w:val="17"/>
               </w:rPr>
-              <w:t xml:space="preserve">«Жизель» Аси отменяют в 11-й ради вечера «Легенда» (14 — ровно через три дня от 10-й); 11-я начинается тем же кадром, что кончилась 10-я; в 11→12 щиколотку обвивает лента пуанты, а не рука</w:t>
+              <w:t xml:space="preserve">«Сумерки» Аси отменяют в 11-й ради вечера «Легенда» (14 — ровно через три дня от 10-й); 11-я начинается тем же кадром, что кончилась 10-я; в 11→12 щиколотку обвивает лента туфли, а не рука</w:t>
             </w:r>
           </w:p>
         </w:tc>
@@ -19242,7 +19242,7 @@
                 <w:sz w:val="17"/>
                 <w:szCs w:val="17"/>
               </w:rPr>
-              <w:t xml:space="preserve">Тёплый вечер сестёр (8); Кира у открытого люка (46); уход к Регине — «урок за то, что сошла с креста» (48); лист на экране зала, слово «замена» в кулисе (58); Регина честно: «Ты не Жизель. Ты — Ася в шестнадцать» (59)</w:t>
+              <w:t xml:space="preserve">Тёплый вечер сестёр (8); Кира у открытого люка (46); уход к Регине — «урок за то, что сошла с креста» (48); лист на экране зала, слово «замена» в кулисе (58); Регина честно: «Ты не героиня. Ты — Ася в шестнадцать» (59)</w:t>
             </w:r>
           </w:p>
         </w:tc>
@@ -19526,7 +19526,7 @@
                 <w:sz w:val="17"/>
                 <w:szCs w:val="17"/>
               </w:rPr>
-              <w:t xml:space="preserve">Голосовое Лики: «Теперь ты. Пуанты — тебе, крест — традиция. Я уехала» (8)</w:t>
+              <w:t xml:space="preserve">Голосовое Лики: «Теперь ты. Туфли — тебе, крест — традиция. Я уехала» (8)</w:t>
             </w:r>
           </w:p>
         </w:tc>
@@ -20356,29 +20356,29 @@
                 <w:sz w:val="17"/>
                 <w:szCs w:val="17"/>
               </w:rPr>
-              <w:t xml:space="preserve">Фигура в костюме Жизели не названа</w:t>
-            </w:r>
-          </w:p>
-        </w:tc>
-        <w:tc>
-          <w:tcPr>
-            <w:tcMar>
-              <w:top w:type="dxa" w:w="60"/>
-              <w:left w:type="dxa" w:w="90"/>
-              <w:bottom w:type="dxa" w:w="60"/>
-              <w:right w:type="dxa" w:w="90"/>
-            </w:tcMar>
-          </w:tcPr>
-          <w:p>
-            <w:r>
-              <w:rPr>
-                <w:rFonts w:ascii="Arial" w:cs="Arial" w:eastAsia="Arial" w:hAnsi="Arial"/>
-                <w:b w:val="false"/>
-                <w:bCs w:val="false"/>
-                <w:sz w:val="17"/>
-                <w:szCs w:val="17"/>
-              </w:rPr>
-              <w:t xml:space="preserve">«Это ты танцевала ночью?» — «Регина выводит меня по ночам» (27)</w:t>
+              <w:t xml:space="preserve">Фигура в костюме из «Сумерек» не названа</w:t>
+            </w:r>
+          </w:p>
+        </w:tc>
+        <w:tc>
+          <w:tcPr>
+            <w:tcMar>
+              <w:top w:type="dxa" w:w="60"/>
+              <w:left w:type="dxa" w:w="90"/>
+              <w:bottom w:type="dxa" w:w="60"/>
+              <w:right w:type="dxa" w:w="90"/>
+            </w:tcMar>
+          </w:tcPr>
+          <w:p>
+            <w:r>
+              <w:rPr>
+                <w:rFonts w:ascii="Arial" w:cs="Arial" w:eastAsia="Arial" w:hAnsi="Arial"/>
+                <w:b w:val="false"/>
+                <w:bCs w:val="false"/>
+                <w:sz w:val="17"/>
+                <w:szCs w:val="17"/>
+              </w:rPr>
+              <w:t xml:space="preserve">«Это ты играла ночью?» — «Регина выводит меня по ночам» (27)</w:t>
             </w:r>
           </w:p>
         </w:tc>
@@ -20733,7 +20733,7 @@
                 <w:sz w:val="17"/>
                 <w:szCs w:val="17"/>
               </w:rPr>
-              <w:t xml:space="preserve">Пуанты поднимает сама Регина — злодей касается знака с первой минуты (1)</w:t>
+              <w:t xml:space="preserve">Туфли поднимает сама Регина — злодей касается знака с первой минуты (1)</w:t>
             </w:r>
           </w:p>
         </w:tc>
@@ -21273,7 +21273,7 @@
                 <w:sz w:val="17"/>
                 <w:szCs w:val="17"/>
               </w:rPr>
-              <w:t xml:space="preserve">Одно событие — одно имя по всему сезону: «Жизель» Аси (3, 11, 18, 20), вечер «Легенда» (10, 14), гала «Возвращение» (33–45), закрытие (52–60); Лика: «почти три недели» (27); календарь на 34 дня — в разделе «Календарь сезона»</w:t>
+              <w:t xml:space="preserve">Одно событие — одно имя по всему сезону: «Сумерки» Аси (3, 11, 18, 20), вечер «Легенда» (10, 14), гала «Возвращение» (33–45), закрытие (52–60); Лика: «почти три недели» (27); календарь на 34 дня — в разделе «Календарь сезона»</w:t>
             </w:r>
           </w:p>
         </w:tc>
@@ -21912,7 +21912,7 @@
                 <w:sz w:val="17"/>
                 <w:szCs w:val="17"/>
               </w:rPr>
-              <w:t xml:space="preserve">Люк — штатная «могила Жизели», под ним трюм; дверь 1942-го в стене трюма, ключ у Семёна (11, 16); лента пуанты проходит через вентиляционную решётку (12); новый замок на люке — ответ театра (13); фиксатор платформы — отдельный механизм (44)</w:t>
+              <w:t xml:space="preserve">Люк — штатный «склеп» из финала «Сумерек», под ним трюм; дверь 1942-го в стене трюма, ключ у Семёна (11, 16); лента туфли проходит через вентиляционную решётку (12); новый замок на люке — ответ театра (13); фиксатор платформы — отдельный механизм (44)</w:t>
             </w:r>
           </w:p>
         </w:tc>
@@ -22600,29 +22600,29 @@
                 <w:sz w:val="17"/>
                 <w:szCs w:val="17"/>
               </w:rPr>
-              <w:t xml:space="preserve">Пуанты: кто дал Лике пуанту, что несла Ася, что отдаёт Кире</w:t>
-            </w:r>
-          </w:p>
-        </w:tc>
-        <w:tc>
-          <w:tcPr>
-            <w:tcMar>
-              <w:top w:type="dxa" w:w="60"/>
-              <w:left w:type="dxa" w:w="90"/>
-              <w:bottom w:type="dxa" w:w="60"/>
-              <w:right w:type="dxa" w:w="90"/>
-            </w:tcMar>
-          </w:tcPr>
-          <w:p>
-            <w:r>
-              <w:rPr>
-                <w:rFonts w:ascii="Arial" w:cs="Arial" w:eastAsia="Arial" w:hAnsi="Arial"/>
-                <w:b w:val="false"/>
-                <w:bCs w:val="false"/>
-                <w:sz w:val="17"/>
-                <w:szCs w:val="17"/>
-              </w:rPr>
-              <w:t xml:space="preserve">Регина разделила пару с креста: «одну мне, одну себе» (28); Ася несла эту пару к Лике по голосу Регины (18, 56); Кире — старые пуанты из 2-й с двумя стёртыми именами (60); лента снята в 47-й</w:t>
+              <w:t xml:space="preserve">Туфли: кто дал Лике туфлю, что несла Ася, что отдаёт Кире</w:t>
+            </w:r>
+          </w:p>
+        </w:tc>
+        <w:tc>
+          <w:tcPr>
+            <w:tcMar>
+              <w:top w:type="dxa" w:w="60"/>
+              <w:left w:type="dxa" w:w="90"/>
+              <w:bottom w:type="dxa" w:w="60"/>
+              <w:right w:type="dxa" w:w="90"/>
+            </w:tcMar>
+          </w:tcPr>
+          <w:p>
+            <w:r>
+              <w:rPr>
+                <w:rFonts w:ascii="Arial" w:cs="Arial" w:eastAsia="Arial" w:hAnsi="Arial"/>
+                <w:b w:val="false"/>
+                <w:bCs w:val="false"/>
+                <w:sz w:val="17"/>
+                <w:szCs w:val="17"/>
+              </w:rPr>
+              <w:t xml:space="preserve">Регина разделила пару с креста: «одну мне, одну себе» (28); Ася несла эту пару к Лике по голосу Регины (18, 56); Кире — старые туфли из 2-й с двумя стёртыми именами (60); лента снята в 47-й</w:t>
             </w:r>
           </w:p>
         </w:tc>
@@ -23119,7 +23119,7 @@
                 <w:sz w:val="17"/>
                 <w:szCs w:val="17"/>
               </w:rPr>
-              <w:t xml:space="preserve">Вечер «Легенда»: «Ушла, как Жизель: не сказав никому» (14)</w:t>
+              <w:t xml:space="preserve">Вечер «Легенда»: «Ушла, как её героиня: в склеп, не сказав никому» (14)</w:t>
             </w:r>
           </w:p>
         </w:tc>
@@ -23585,7 +23585,7 @@
           <w:sz w:val="20"/>
           <w:szCs w:val="20"/>
         </w:rPr>
-        <w:t xml:space="preserve">Что проверено дополнительно и записано в библию и план: исчезновение Лики поставлено как финал «Жизели» — уход в могилу через люк (1, 11); жизнь в убежище — Юля с ужином, душевая ночью, свет и тепло от театральной сети (27); ночные репетиции Лики объясняют первое правило (15, 27); телефоны — у Лики свой до 9-й, Регина подбрасывает его в шкафчик Аси (10), у Аси детализация (52); ключ от двери 1942-го снят фото и напечатан (16); медпункт вместо больницы и кабинет директора вместо участка — локаций остаётся пять (46–47, 54); все три события названы одинаково по всему сезону — «Жизель» Аси (3, 11, 18, 20), гала «Возвращение» (33, 37, 44, 45), закрытие сезона (52, 58); мел в руке Аси в 55-й отложен в 56-й, в 58-й она встаёт на крест Регины, в 60-й стирает его; Регина взяла Асю в труппу после падения 2021 года — «мне нужна та, что боится» (библия, 37); Семён с 2023-го держит Асю письмом в опеку (29); Лика угрожает Асе — «скажешь полиции, я скажу, что ты меня заперла» — и ждёт денег и Петербурга (28, 43, 57); хронология — 2005, 2012, 2019, 2026 и 2033 — одна и та же в библии, диалогах и афишах.</w:t>
+        <w:t xml:space="preserve">Что проверено дополнительно и записано в библию и план: исчезновение Лики поставлено как финал «Сумерек» — уход в склеп через люк (1, 11); жизнь в убежище — Юля с ужином, душевая ночью, свет и тепло от театральной сети (27); ночные репетиции Лики объясняют первое правило (15, 27); телефоны — у Лики свой до 9-й, Регина подбрасывает его в шкафчик Аси (10), у Аси детализация (52); ключ от двери 1942-го снят фото и напечатан (16); медпункт вместо больницы и кабинет директора вместо участка — локаций остаётся пять (46–47, 54); все три события названы одинаково по всему сезону — «Сумерки» Аси (3, 11, 18, 20), гала «Возвращение» (33, 37, 44, 45), закрытие сезона (52, 58); мел в руке Аси в 55-й отложен в 56-й, в 58-й она встаёт на крест Регины, в 60-й стирает его; Регина взяла Асю в труппу после падения 2021 года — «мне нужна та, что боится» (библия, 37); Семён с 2023-го держит Асю письмом в опеку (29); Лика угрожает Асе — «скажешь полиции, я скажу, что ты меня заперла» — и ждёт денег и Петербурга (28, 43, 57); хронология — 2005, 2012, 2019, 2026 и 2033 — одна и та же в библии, диалогах и афишах.</w:t>
       </w:r>
     </w:p>
     <w:p>
@@ -23916,7 +23916,7 @@
                 <w:sz w:val="17"/>
                 <w:szCs w:val="17"/>
               </w:rPr>
-              <w:t xml:space="preserve">пуанты на кресте в луче без примы</w:t>
+              <w:t xml:space="preserve">туфли на кресте в луче без примы</w:t>
             </w:r>
           </w:p>
         </w:tc>
